--- a/ROE - TECHNICAL REQUIREMENTS DOCUMENT.docx
+++ b/ROE - TECHNICAL REQUIREMENTS DOCUMENT.docx
@@ -42,140 +42,17 @@
         </w:rPr>
       </w:pPr>
       <w:r>
-        <w:rPr>
-          <w:rFonts w:ascii="Times New Roman" w:eastAsia="Times New Roman" w:hAnsi="Times New Roman" w:cs="Times New Roman"/>
-          <w:b/>
-          <w:bCs/>
-          <w:kern w:val="0"/>
-          <w:lang w:eastAsia="en-GB"/>
-          <w14:ligatures w14:val="none"/>
-        </w:rPr>
-        <w:t>Product:</w:t>
-      </w:r>
-      <w:r>
-        <w:rPr>
-          <w:rFonts w:ascii="Times New Roman" w:eastAsia="Times New Roman" w:hAnsi="Times New Roman" w:cs="Times New Roman"/>
-          <w:kern w:val="0"/>
-          <w:lang w:eastAsia="en-GB"/>
-          <w14:ligatures w14:val="none"/>
-        </w:rPr>
-        <w:t xml:space="preserve"> ROE</w:t>
-      </w:r>
-      <w:r>
-        <w:rPr>
-          <w:rFonts w:ascii="Times New Roman" w:eastAsia="Times New Roman" w:hAnsi="Times New Roman" w:cs="Times New Roman"/>
-          <w:kern w:val="0"/>
-          <w:lang w:eastAsia="en-GB"/>
-          <w14:ligatures w14:val="none"/>
-        </w:rPr>
+        <w:t>Product: ROE</w:t>
         <w:br/>
-      </w:r>
-      <w:r>
-        <w:rPr>
-          <w:rFonts w:ascii="Times New Roman" w:eastAsia="Times New Roman" w:hAnsi="Times New Roman" w:cs="Times New Roman"/>
-          <w:b/>
-          <w:bCs/>
-          <w:kern w:val="0"/>
-          <w:lang w:eastAsia="en-GB"/>
-          <w14:ligatures w14:val="none"/>
-        </w:rPr>
-        <w:t>Subtitle:</w:t>
-      </w:r>
-      <w:r>
-        <w:rPr>
-          <w:rFonts w:ascii="Times New Roman" w:eastAsia="Times New Roman" w:hAnsi="Times New Roman" w:cs="Times New Roman"/>
-          <w:kern w:val="0"/>
-          <w:lang w:eastAsia="en-GB"/>
-          <w14:ligatures w14:val="none"/>
-        </w:rPr>
-        <w:t xml:space="preserve"> No one lost to silence</w:t>
-      </w:r>
-      <w:r>
-        <w:rPr>
-          <w:rFonts w:ascii="Times New Roman" w:eastAsia="Times New Roman" w:hAnsi="Times New Roman" w:cs="Times New Roman"/>
-          <w:kern w:val="0"/>
-          <w:lang w:eastAsia="en-GB"/>
-          <w14:ligatures w14:val="none"/>
-        </w:rPr>
+        <w:t>Subtitle: No one lost to silence</w:t>
         <w:br/>
-      </w:r>
-      <w:r>
-        <w:rPr>
-          <w:rFonts w:ascii="Times New Roman" w:eastAsia="Times New Roman" w:hAnsi="Times New Roman" w:cs="Times New Roman"/>
-          <w:b/>
-          <w:bCs/>
-          <w:kern w:val="0"/>
-          <w:lang w:eastAsia="en-GB"/>
-          <w14:ligatures w14:val="none"/>
-        </w:rPr>
-        <w:t>Version:</w:t>
-      </w:r>
-      <w:r>
-        <w:rPr>
-          <w:rFonts w:ascii="Times New Roman" w:eastAsia="Times New Roman" w:hAnsi="Times New Roman" w:cs="Times New Roman"/>
-          <w:kern w:val="0"/>
-          <w:lang w:eastAsia="en-GB"/>
-          <w14:ligatures w14:val="none"/>
-        </w:rPr>
-        <w:t xml:space="preserve"> 1.0</w:t>
-      </w:r>
-      <w:r>
-        <w:rPr>
-          <w:rFonts w:ascii="Times New Roman" w:eastAsia="Times New Roman" w:hAnsi="Times New Roman" w:cs="Times New Roman"/>
-          <w:kern w:val="0"/>
-          <w:lang w:eastAsia="en-GB"/>
-          <w14:ligatures w14:val="none"/>
-        </w:rPr>
+        <w:t>Version: 1.1</w:t>
         <w:br/>
-      </w:r>
-      <w:r>
-        <w:rPr>
-          <w:rFonts w:ascii="Times New Roman" w:eastAsia="Times New Roman" w:hAnsi="Times New Roman" w:cs="Times New Roman"/>
-          <w:b/>
-          <w:bCs/>
-          <w:kern w:val="0"/>
-          <w:lang w:eastAsia="en-GB"/>
-          <w14:ligatures w14:val="none"/>
-        </w:rPr>
-        <w:t>Status:</w:t>
-      </w:r>
-      <w:r>
-        <w:rPr>
-          <w:rFonts w:ascii="Times New Roman" w:eastAsia="Times New Roman" w:hAnsi="Times New Roman" w:cs="Times New Roman"/>
-          <w:kern w:val="0"/>
-          <w:lang w:eastAsia="en-GB"/>
-          <w14:ligatures w14:val="none"/>
-        </w:rPr>
-        <w:t xml:space="preserve"> Agreed technical baseline</w:t>
-      </w:r>
-      <w:r>
-        <w:rPr>
-          <w:rFonts w:ascii="Times New Roman" w:eastAsia="Times New Roman" w:hAnsi="Times New Roman" w:cs="Times New Roman"/>
-          <w:kern w:val="0"/>
-          <w:lang w:eastAsia="en-GB"/>
-          <w14:ligatures w14:val="none"/>
-        </w:rPr>
+        <w:t>Status: Build-ready baseline</w:t>
         <w:br/>
-      </w:r>
-      <w:r>
-        <w:rPr>
-          <w:rFonts w:ascii="Times New Roman" w:eastAsia="Times New Roman" w:hAnsi="Times New Roman" w:cs="Times New Roman"/>
-          <w:b/>
-          <w:bCs/>
-          <w:kern w:val="0"/>
-          <w:lang w:eastAsia="en-GB"/>
-          <w14:ligatures w14:val="none"/>
-        </w:rPr>
-        <w:t>Date:</w:t>
-      </w:r>
-      <w:r>
-        <w:rPr>
-          <w:rFonts w:ascii="Times New Roman" w:eastAsia="Times New Roman" w:hAnsi="Times New Roman" w:cs="Times New Roman"/>
-          <w:kern w:val="0"/>
-          <w:lang w:eastAsia="en-GB"/>
-          <w14:ligatures w14:val="none"/>
-        </w:rPr>
-        <w:t xml:space="preserve"> 8 October 2026</w:t>
+        <w:t>Date: 9 October 2026</w:t>
+        <w:br/>
+        <w:t>Changelog v1.0→v1.1: added ERD + Drizzle schema, API contract per route, RLS policy specs, Action state machine incl. Paused, frame naming fix P01-P20 vs F01-F18, ops numbers (RPO/RTO/limits/perf), a11y tooling, pilot gate. No stack change.</w:t>
       </w:r>
     </w:p>
     <w:p>
@@ -8995,6 +8872,1518 @@
       </w:r>
     </w:p>
     <w:p/>
+    <w:p>
+      <w:pPr>
+        <w:pStyle w:val="Heading1"/>
+      </w:pPr>
+      <w:r>
+        <w:t>16. Data Model — ERD + Drizzle Schema (build-ready)</w:t>
+      </w:r>
+    </w:p>
+    <w:p>
+      <w:r>
+        <w:t>Every tenant row carries org_id (uuid, not null, indexed). Never trust client org_id. All writes set org_id server-side from session.</w:t>
+      </w:r>
+    </w:p>
+    <w:tbl>
+      <w:tblPr>
+        <w:tblW w:type="auto" w:w="0"/>
+        <w:tblLook w:firstColumn="1" w:firstRow="1" w:lastColumn="0" w:lastRow="0" w:noHBand="0" w:noVBand="1" w:val="04A0"/>
+      </w:tblPr>
+      <w:tblGrid>
+        <w:gridCol w:w="3009"/>
+        <w:gridCol w:w="3009"/>
+        <w:gridCol w:w="3009"/>
+      </w:tblGrid>
+      <w:tr>
+        <w:tc>
+          <w:tcPr>
+            <w:tcW w:type="dxa" w:w="3009"/>
+          </w:tcPr>
+          <w:p>
+            <w:r>
+              <w:t>Table</w:t>
+            </w:r>
+          </w:p>
+        </w:tc>
+        <w:tc>
+          <w:tcPr>
+            <w:tcW w:type="dxa" w:w="3009"/>
+          </w:tcPr>
+          <w:p>
+            <w:r>
+              <w:t>Key fields</w:t>
+            </w:r>
+          </w:p>
+        </w:tc>
+        <w:tc>
+          <w:tcPr>
+            <w:tcW w:type="dxa" w:w="3009"/>
+          </w:tcPr>
+          <w:p>
+            <w:r>
+              <w:t>Notes</w:t>
+            </w:r>
+          </w:p>
+        </w:tc>
+      </w:tr>
+      <w:tr>
+        <w:tc>
+          <w:tcPr>
+            <w:tcW w:type="dxa" w:w="3009"/>
+          </w:tcPr>
+          <w:p>
+            <w:r>
+              <w:t>organisations</w:t>
+            </w:r>
+          </w:p>
+        </w:tc>
+        <w:tc>
+          <w:tcPr>
+            <w:tcW w:type="dxa" w:w="3009"/>
+          </w:tcPr>
+          <w:p>
+            <w:r>
+              <w:t>id, name, slug, created_at</w:t>
+            </w:r>
+          </w:p>
+        </w:tc>
+        <w:tc>
+          <w:tcPr>
+            <w:tcW w:type="dxa" w:w="3009"/>
+          </w:tcPr>
+          <w:p>
+            <w:r>
+              <w:t>1 row per church/fellowship</w:t>
+            </w:r>
+          </w:p>
+        </w:tc>
+      </w:tr>
+      <w:tr>
+        <w:tc>
+          <w:tcPr>
+            <w:tcW w:type="dxa" w:w="3009"/>
+          </w:tcPr>
+          <w:p>
+            <w:r>
+              <w:t>users</w:t>
+            </w:r>
+          </w:p>
+        </w:tc>
+        <w:tc>
+          <w:tcPr>
+            <w:tcW w:type="dxa" w:w="3009"/>
+          </w:tcPr>
+          <w:p>
+            <w:r>
+              <w:t>id, email, name, created_at</w:t>
+            </w:r>
+          </w:p>
+        </w:tc>
+        <w:tc>
+          <w:tcPr>
+            <w:tcW w:type="dxa" w:w="3009"/>
+          </w:tcPr>
+          <w:p>
+            <w:r>
+              <w:t>Better Auth managed + profile</w:t>
+            </w:r>
+          </w:p>
+        </w:tc>
+      </w:tr>
+      <w:tr>
+        <w:tc>
+          <w:tcPr>
+            <w:tcW w:type="dxa" w:w="3009"/>
+          </w:tcPr>
+          <w:p>
+            <w:r>
+              <w:t>memberships</w:t>
+            </w:r>
+          </w:p>
+        </w:tc>
+        <w:tc>
+          <w:tcPr>
+            <w:tcW w:type="dxa" w:w="3009"/>
+          </w:tcPr>
+          <w:p>
+            <w:r>
+              <w:t>user_id, org_id, role, status</w:t>
+            </w:r>
+          </w:p>
+        </w:tc>
+        <w:tc>
+          <w:tcPr>
+            <w:tcW w:type="dxa" w:w="3009"/>
+          </w:tcPr>
+          <w:p>
+            <w:r>
+              <w:t>role: admin|worker|group_leader|member|care|senior</w:t>
+            </w:r>
+          </w:p>
+        </w:tc>
+      </w:tr>
+      <w:tr>
+        <w:tc>
+          <w:tcPr>
+            <w:tcW w:type="dxa" w:w="3009"/>
+          </w:tcPr>
+          <w:p>
+            <w:r>
+              <w:t>people</w:t>
+            </w:r>
+          </w:p>
+        </w:tc>
+        <w:tc>
+          <w:tcPr>
+            <w:tcW w:type="dxa" w:w="3009"/>
+          </w:tcPr>
+          <w:p>
+            <w:r>
+              <w:t>id, org_id, first_name, phone, channel, interests, how_connected, journey_derived, sensitivity=personal</w:t>
+            </w:r>
+          </w:p>
+        </w:tc>
+        <w:tc>
+          <w:tcPr>
+            <w:tcW w:type="dxa" w:w="3009"/>
+          </w:tcPr>
+          <w:p>
+            <w:r>
+              <w:t>phone unique per org; consent required</w:t>
+            </w:r>
+          </w:p>
+        </w:tc>
+      </w:tr>
+      <w:tr>
+        <w:tc>
+          <w:tcPr>
+            <w:tcW w:type="dxa" w:w="3009"/>
+          </w:tcPr>
+          <w:p>
+            <w:r>
+              <w:t>consents</w:t>
+            </w:r>
+          </w:p>
+        </w:tc>
+        <w:tc>
+          <w:tcPr>
+            <w:tcW w:type="dxa" w:w="3009"/>
+          </w:tcPr>
+          <w:p>
+            <w:r>
+              <w:t>person_id, org_id, type, granted, at, by_user</w:t>
+            </w:r>
+          </w:p>
+        </w:tc>
+        <w:tc>
+          <w:tcPr>
+            <w:tcW w:type="dxa" w:w="3009"/>
+          </w:tcPr>
+          <w:p>
+            <w:r>
+              <w:t>contact consent mandatory at capture</w:t>
+            </w:r>
+          </w:p>
+        </w:tc>
+      </w:tr>
+      <w:tr>
+        <w:tc>
+          <w:tcPr>
+            <w:tcW w:type="dxa" w:w="3009"/>
+          </w:tcPr>
+          <w:p>
+            <w:r>
+              <w:t>communication_preferences</w:t>
+            </w:r>
+          </w:p>
+        </w:tc>
+        <w:tc>
+          <w:tcPr>
+            <w:tcW w:type="dxa" w:w="3009"/>
+          </w:tcPr>
+          <w:p>
+            <w:r>
+              <w:t>person_id, org_id, channel, opt_in</w:t>
+            </w:r>
+          </w:p>
+        </w:tc>
+        <w:tc>
+          <w:tcPr>
+            <w:tcW w:type="dxa" w:w="3009"/>
+          </w:tcPr>
+          <w:p>
+            <w:r>
+              <w:t>drives handoff + notifications</w:t>
+            </w:r>
+          </w:p>
+        </w:tc>
+      </w:tr>
+      <w:tr>
+        <w:tc>
+          <w:tcPr>
+            <w:tcW w:type="dxa" w:w="3009"/>
+          </w:tcPr>
+          <w:p>
+            <w:r>
+              <w:t>groups</w:t>
+            </w:r>
+          </w:p>
+        </w:tc>
+        <w:tc>
+          <w:tcPr>
+            <w:tcW w:type="dxa" w:w="3009"/>
+          </w:tcPr>
+          <w:p>
+            <w:r>
+              <w:t>id, org_id, name, description</w:t>
+            </w:r>
+          </w:p>
+        </w:tc>
+        <w:tc>
+          <w:tcPr>
+            <w:tcW w:type="dxa" w:w="3009"/>
+          </w:tcPr>
+          <w:p>
+            <w:r>
+              <w:t>fellowship/cell/ministry</w:t>
+            </w:r>
+          </w:p>
+        </w:tc>
+      </w:tr>
+      <w:tr>
+        <w:tc>
+          <w:tcPr>
+            <w:tcW w:type="dxa" w:w="3009"/>
+          </w:tcPr>
+          <w:p>
+            <w:r>
+              <w:t>group_memberships</w:t>
+            </w:r>
+          </w:p>
+        </w:tc>
+        <w:tc>
+          <w:tcPr>
+            <w:tcW w:type="dxa" w:w="3009"/>
+          </w:tcPr>
+          <w:p>
+            <w:r>
+              <w:t>person_id, group_id, role, status</w:t>
+            </w:r>
+          </w:p>
+        </w:tc>
+        <w:tc>
+          <w:tcPr>
+            <w:tcW w:type="dxa" w:w="3009"/>
+          </w:tcPr>
+          <w:p>
+            <w:r>
+              <w:t>NEW — fixes missing join; person can be in N groups</w:t>
+            </w:r>
+          </w:p>
+        </w:tc>
+      </w:tr>
+      <w:tr>
+        <w:tc>
+          <w:tcPr>
+            <w:tcW w:type="dxa" w:w="3009"/>
+          </w:tcPr>
+          <w:p>
+            <w:r>
+              <w:t>actions</w:t>
+            </w:r>
+          </w:p>
+        </w:tc>
+        <w:tc>
+          <w:tcPr>
+            <w:tcW w:type="dxa" w:w="3009"/>
+          </w:tcPr>
+          <w:p>
+            <w:r>
+              <w:t>id, org_id, person_id, type, assignee, creator, due_at, status, outcome, next_action_id</w:t>
+            </w:r>
+          </w:p>
+        </w:tc>
+        <w:tc>
+          <w:tcPr>
+            <w:tcW w:type="dxa" w:w="3009"/>
+          </w:tcPr>
+          <w:p>
+            <w:r>
+              <w:t>status machine §17</w:t>
+            </w:r>
+          </w:p>
+        </w:tc>
+      </w:tr>
+      <w:tr>
+        <w:tc>
+          <w:tcPr>
+            <w:tcW w:type="dxa" w:w="3009"/>
+          </w:tcPr>
+          <w:p>
+            <w:r>
+              <w:t>assignment_history</w:t>
+            </w:r>
+          </w:p>
+        </w:tc>
+        <w:tc>
+          <w:tcPr>
+            <w:tcW w:type="dxa" w:w="3009"/>
+          </w:tcPr>
+          <w:p>
+            <w:r>
+              <w:t>id, action_id, from_user, to_user, at, reason</w:t>
+            </w:r>
+          </w:p>
+        </w:tc>
+        <w:tc>
+          <w:tcPr>
+            <w:tcW w:type="dxa" w:w="3009"/>
+          </w:tcPr>
+          <w:p>
+            <w:r>
+              <w:t>NEW — audit reassign</w:t>
+            </w:r>
+          </w:p>
+        </w:tc>
+      </w:tr>
+      <w:tr>
+        <w:tc>
+          <w:tcPr>
+            <w:tcW w:type="dxa" w:w="3009"/>
+          </w:tcPr>
+          <w:p>
+            <w:r>
+              <w:t>interactions</w:t>
+            </w:r>
+          </w:p>
+        </w:tc>
+        <w:tc>
+          <w:tcPr>
+            <w:tcW w:type="dxa" w:w="3009"/>
+          </w:tcPr>
+          <w:p>
+            <w:r>
+              <w:t>id, org_id, person_id, action_id?, date, channel, outcome, notes, next_action</w:t>
+            </w:r>
+          </w:p>
+        </w:tc>
+        <w:tc>
+          <w:tcPr>
+            <w:tcW w:type="dxa" w:w="3009"/>
+          </w:tcPr>
+          <w:p>
+            <w:r>
+              <w:t>logging is not connected</w:t>
+            </w:r>
+          </w:p>
+        </w:tc>
+      </w:tr>
+      <w:tr>
+        <w:tc>
+          <w:tcPr>
+            <w:tcW w:type="dxa" w:w="3009"/>
+          </w:tcPr>
+          <w:p>
+            <w:r>
+              <w:t>connections</w:t>
+            </w:r>
+          </w:p>
+        </w:tc>
+        <w:tc>
+          <w:tcPr>
+            <w:tcW w:type="dxa" w:w="3009"/>
+          </w:tcPr>
+          <w:p>
+            <w:r>
+              <w:t>id, org_id, person_id, group_id, status, outcome, at</w:t>
+            </w:r>
+          </w:p>
+        </w:tc>
+        <w:tc>
+          <w:tcPr>
+            <w:tcW w:type="dxa" w:w="3009"/>
+          </w:tcPr>
+          <w:p>
+            <w:r>
+              <w:t>status: Suggested|Introduced|ParticipationRecorded|Confirmed</w:t>
+            </w:r>
+          </w:p>
+        </w:tc>
+      </w:tr>
+      <w:tr>
+        <w:tc>
+          <w:tcPr>
+            <w:tcW w:type="dxa" w:w="3009"/>
+          </w:tcPr>
+          <w:p>
+            <w:r>
+              <w:t>notifications</w:t>
+            </w:r>
+          </w:p>
+        </w:tc>
+        <w:tc>
+          <w:tcPr>
+            <w:tcW w:type="dxa" w:w="3009"/>
+          </w:tcPr>
+          <w:p>
+            <w:r>
+              <w:t>id, org_id, user_id, type, ref_id, read_at</w:t>
+            </w:r>
+          </w:p>
+        </w:tc>
+        <w:tc>
+          <w:tcPr>
+            <w:tcW w:type="dxa" w:w="3009"/>
+          </w:tcPr>
+          <w:p>
+            <w:r>
+              <w:t>MVP types only: assignment|due|overdue|intro|connection</w:t>
+            </w:r>
+          </w:p>
+        </w:tc>
+      </w:tr>
+      <w:tr>
+        <w:tc>
+          <w:tcPr>
+            <w:tcW w:type="dxa" w:w="3009"/>
+          </w:tcPr>
+          <w:p>
+            <w:r>
+              <w:t>audit_logs</w:t>
+            </w:r>
+          </w:p>
+        </w:tc>
+        <w:tc>
+          <w:tcPr>
+            <w:tcW w:type="dxa" w:w="3009"/>
+          </w:tcPr>
+          <w:p>
+            <w:r>
+              <w:t>id, org_id, actor, op, ref, allowed, at</w:t>
+            </w:r>
+          </w:p>
+        </w:tc>
+        <w:tc>
+          <w:tcPr>
+            <w:tcW w:type="dxa" w:w="3009"/>
+          </w:tcPr>
+          <w:p>
+            <w:r>
+              <w:t>log denials too</w:t>
+            </w:r>
+          </w:p>
+        </w:tc>
+      </w:tr>
+      <w:tr>
+        <w:tc>
+          <w:tcPr>
+            <w:tcW w:type="dxa" w:w="3009"/>
+          </w:tcPr>
+          <w:p>
+            <w:r>
+              <w:t>care_requests etc</w:t>
+            </w:r>
+          </w:p>
+        </w:tc>
+        <w:tc>
+          <w:tcPr>
+            <w:tcW w:type="dxa" w:w="3009"/>
+          </w:tcPr>
+          <w:p>
+            <w:r>
+              <w:t>—</w:t>
+            </w:r>
+          </w:p>
+        </w:tc>
+        <w:tc>
+          <w:tcPr>
+            <w:tcW w:type="dxa" w:w="3009"/>
+          </w:tcPr>
+          <w:p>
+            <w:r>
+              <w:t>FUTURE tables — do not create in MVP migration</w:t>
+            </w:r>
+          </w:p>
+        </w:tc>
+      </w:tr>
+    </w:tbl>
+    <w:p/>
+    <w:p>
+      <w:r>
+        <w:rPr>
+          <w:b/>
+        </w:rPr>
+        <w:t xml:space="preserve">Implementation: </w:t>
+      </w:r>
+      <w:r>
+        <w:t>Drizzle: migrations only, FKs on all *_id, index (org_id, status, due_at, assignee). Transactions for create-person+assign and intro+notify. Seed: 1 org + admin + worker for pilot.</w:t>
+      </w:r>
+    </w:p>
+    <w:p>
+      <w:pPr>
+        <w:pStyle w:val="Heading1"/>
+      </w:pPr>
+      <w:r>
+        <w:t>17. Action State Machine (incl. Paused fix)</w:t>
+      </w:r>
+    </w:p>
+    <w:tbl>
+      <w:tblPr>
+        <w:tblW w:type="auto" w:w="0"/>
+        <w:tblLook w:firstColumn="1" w:firstRow="1" w:lastColumn="0" w:lastRow="0" w:noHBand="0" w:noVBand="1" w:val="04A0"/>
+      </w:tblPr>
+      <w:tblGrid>
+        <w:gridCol w:w="2256"/>
+        <w:gridCol w:w="2256"/>
+        <w:gridCol w:w="2256"/>
+        <w:gridCol w:w="2256"/>
+      </w:tblGrid>
+      <w:tr>
+        <w:tc>
+          <w:tcPr>
+            <w:tcW w:type="dxa" w:w="2256"/>
+          </w:tcPr>
+          <w:p>
+            <w:r>
+              <w:t>From</w:t>
+            </w:r>
+          </w:p>
+        </w:tc>
+        <w:tc>
+          <w:tcPr>
+            <w:tcW w:type="dxa" w:w="2256"/>
+          </w:tcPr>
+          <w:p>
+            <w:r>
+              <w:t>To</w:t>
+            </w:r>
+          </w:p>
+        </w:tc>
+        <w:tc>
+          <w:tcPr>
+            <w:tcW w:type="dxa" w:w="2256"/>
+          </w:tcPr>
+          <w:p>
+            <w:r>
+              <w:t>Who</w:t>
+            </w:r>
+          </w:p>
+        </w:tc>
+        <w:tc>
+          <w:tcPr>
+            <w:tcW w:type="dxa" w:w="2256"/>
+          </w:tcPr>
+          <w:p>
+            <w:r>
+              <w:t>Rule</w:t>
+            </w:r>
+          </w:p>
+        </w:tc>
+      </w:tr>
+      <w:tr>
+        <w:tc>
+          <w:tcPr>
+            <w:tcW w:type="dxa" w:w="2256"/>
+          </w:tcPr>
+          <w:p>
+            <w:r>
+              <w:t>Open</w:t>
+            </w:r>
+          </w:p>
+        </w:tc>
+        <w:tc>
+          <w:tcPr>
+            <w:tcW w:type="dxa" w:w="2256"/>
+          </w:tcPr>
+          <w:p>
+            <w:r>
+              <w:t>In Progress</w:t>
+            </w:r>
+          </w:p>
+        </w:tc>
+        <w:tc>
+          <w:tcPr>
+            <w:tcW w:type="dxa" w:w="2256"/>
+          </w:tcPr>
+          <w:p>
+            <w:r>
+              <w:t>assignee|admin</w:t>
+            </w:r>
+          </w:p>
+        </w:tc>
+        <w:tc>
+          <w:tcPr>
+            <w:tcW w:type="dxa" w:w="2256"/>
+          </w:tcPr>
+          <w:p>
+            <w:r>
+              <w:t>start</w:t>
+            </w:r>
+          </w:p>
+        </w:tc>
+      </w:tr>
+      <w:tr>
+        <w:tc>
+          <w:tcPr>
+            <w:tcW w:type="dxa" w:w="2256"/>
+          </w:tcPr>
+          <w:p>
+            <w:r>
+              <w:t>In Progress</w:t>
+            </w:r>
+          </w:p>
+        </w:tc>
+        <w:tc>
+          <w:tcPr>
+            <w:tcW w:type="dxa" w:w="2256"/>
+          </w:tcPr>
+          <w:p>
+            <w:r>
+              <w:t>Completed</w:t>
+            </w:r>
+          </w:p>
+        </w:tc>
+        <w:tc>
+          <w:tcPr>
+            <w:tcW w:type="dxa" w:w="2256"/>
+          </w:tcPr>
+          <w:p>
+            <w:r>
+              <w:t>assignee|admin</w:t>
+            </w:r>
+          </w:p>
+        </w:tc>
+        <w:tc>
+          <w:tcPr>
+            <w:tcW w:type="dxa" w:w="2256"/>
+          </w:tcPr>
+          <w:p>
+            <w:r>
+              <w:t>requires outcome + (next_action OR no-further-reason)</w:t>
+            </w:r>
+          </w:p>
+        </w:tc>
+      </w:tr>
+      <w:tr>
+        <w:tc>
+          <w:tcPr>
+            <w:tcW w:type="dxa" w:w="2256"/>
+          </w:tcPr>
+          <w:p>
+            <w:r>
+              <w:t>Open|In Progress</w:t>
+            </w:r>
+          </w:p>
+        </w:tc>
+        <w:tc>
+          <w:tcPr>
+            <w:tcW w:type="dxa" w:w="2256"/>
+          </w:tcPr>
+          <w:p>
+            <w:r>
+              <w:t>Paused</w:t>
+            </w:r>
+          </w:p>
+        </w:tc>
+        <w:tc>
+          <w:tcPr>
+            <w:tcW w:type="dxa" w:w="2256"/>
+          </w:tcPr>
+          <w:p>
+            <w:r>
+              <w:t>assignee|admin</w:t>
+            </w:r>
+          </w:p>
+        </w:tc>
+        <w:tc>
+          <w:tcPr>
+            <w:tcW w:type="dxa" w:w="2256"/>
+          </w:tcPr>
+          <w:p>
+            <w:r>
+              <w:t>requires reason; due_at frozen for sorting</w:t>
+            </w:r>
+          </w:p>
+        </w:tc>
+      </w:tr>
+      <w:tr>
+        <w:tc>
+          <w:tcPr>
+            <w:tcW w:type="dxa" w:w="2256"/>
+          </w:tcPr>
+          <w:p>
+            <w:r>
+              <w:t>Paused</w:t>
+            </w:r>
+          </w:p>
+        </w:tc>
+        <w:tc>
+          <w:tcPr>
+            <w:tcW w:type="dxa" w:w="2256"/>
+          </w:tcPr>
+          <w:p>
+            <w:r>
+              <w:t>In Progress</w:t>
+            </w:r>
+          </w:p>
+        </w:tc>
+        <w:tc>
+          <w:tcPr>
+            <w:tcW w:type="dxa" w:w="2256"/>
+          </w:tcPr>
+          <w:p>
+            <w:r>
+              <w:t>assignee|admin</w:t>
+            </w:r>
+          </w:p>
+        </w:tc>
+        <w:tc>
+          <w:tcPr>
+            <w:tcW w:type="dxa" w:w="2256"/>
+          </w:tcPr>
+          <w:p>
+            <w:r>
+              <w:t>resume</w:t>
+            </w:r>
+          </w:p>
+        </w:tc>
+      </w:tr>
+      <w:tr>
+        <w:tc>
+          <w:tcPr>
+            <w:tcW w:type="dxa" w:w="2256"/>
+          </w:tcPr>
+          <w:p>
+            <w:r>
+              <w:t>Any open</w:t>
+            </w:r>
+          </w:p>
+        </w:tc>
+        <w:tc>
+          <w:tcPr>
+            <w:tcW w:type="dxa" w:w="2256"/>
+          </w:tcPr>
+          <w:p>
+            <w:r>
+              <w:t>Overdue</w:t>
+            </w:r>
+          </w:p>
+        </w:tc>
+        <w:tc>
+          <w:tcPr>
+            <w:tcW w:type="dxa" w:w="2256"/>
+          </w:tcPr>
+          <w:p>
+            <w:r>
+              <w:t>system</w:t>
+            </w:r>
+          </w:p>
+        </w:tc>
+        <w:tc>
+          <w:tcPr>
+            <w:tcW w:type="dxa" w:w="2256"/>
+          </w:tcPr>
+          <w:p>
+            <w:r>
+              <w:t>derived when now &gt; due_at AND status not Completed; not a stored transition</w:t>
+            </w:r>
+          </w:p>
+        </w:tc>
+      </w:tr>
+      <w:tr>
+        <w:tc>
+          <w:tcPr>
+            <w:tcW w:type="dxa" w:w="2256"/>
+          </w:tcPr>
+          <w:p>
+            <w:r>
+              <w:t>Any</w:t>
+            </w:r>
+          </w:p>
+        </w:tc>
+        <w:tc>
+          <w:tcPr>
+            <w:tcW w:type="dxa" w:w="2256"/>
+          </w:tcPr>
+          <w:p>
+            <w:r>
+              <w:t>Reassigned</w:t>
+            </w:r>
+          </w:p>
+        </w:tc>
+        <w:tc>
+          <w:tcPr>
+            <w:tcW w:type="dxa" w:w="2256"/>
+          </w:tcPr>
+          <w:p>
+            <w:r>
+              <w:t>admin|creator</w:t>
+            </w:r>
+          </w:p>
+        </w:tc>
+        <w:tc>
+          <w:tcPr>
+            <w:tcW w:type="dxa" w:w="2256"/>
+          </w:tcPr>
+          <w:p>
+            <w:r>
+              <w:t>logs assignment_history; re-checks target scope</w:t>
+            </w:r>
+          </w:p>
+        </w:tc>
+      </w:tr>
+    </w:tbl>
+    <w:p/>
+    <w:p>
+      <w:r>
+        <w:t>Enforce in single transitionAction() server function + unit tests for every row. Paused still shows in Today as Paused — does not disappear.</w:t>
+      </w:r>
+    </w:p>
+    <w:p>
+      <w:pPr>
+        <w:pStyle w:val="Heading1"/>
+      </w:pPr>
+      <w:r>
+        <w:t>18. API Contract — per-route authz (MVP)</w:t>
+      </w:r>
+    </w:p>
+    <w:tbl>
+      <w:tblPr>
+        <w:tblW w:type="auto" w:w="0"/>
+        <w:tblLook w:firstColumn="1" w:firstRow="1" w:lastColumn="0" w:lastRow="0" w:noHBand="0" w:noVBand="1" w:val="04A0"/>
+      </w:tblPr>
+      <w:tblGrid>
+        <w:gridCol w:w="2256"/>
+        <w:gridCol w:w="2256"/>
+        <w:gridCol w:w="2256"/>
+        <w:gridCol w:w="2256"/>
+      </w:tblGrid>
+      <w:tr>
+        <w:tc>
+          <w:tcPr>
+            <w:tcW w:type="dxa" w:w="2256"/>
+          </w:tcPr>
+          <w:p>
+            <w:r>
+              <w:t>Route</w:t>
+            </w:r>
+          </w:p>
+        </w:tc>
+        <w:tc>
+          <w:tcPr>
+            <w:tcW w:type="dxa" w:w="2256"/>
+          </w:tcPr>
+          <w:p>
+            <w:r>
+              <w:t>Op</w:t>
+            </w:r>
+          </w:p>
+        </w:tc>
+        <w:tc>
+          <w:tcPr>
+            <w:tcW w:type="dxa" w:w="2256"/>
+          </w:tcPr>
+          <w:p>
+            <w:r>
+              <w:t>Allowed scope</w:t>
+            </w:r>
+          </w:p>
+        </w:tc>
+        <w:tc>
+          <w:tcPr>
+            <w:tcW w:type="dxa" w:w="2256"/>
+          </w:tcPr>
+          <w:p>
+            <w:r>
+              <w:t>Denied example</w:t>
+            </w:r>
+          </w:p>
+        </w:tc>
+      </w:tr>
+      <w:tr>
+        <w:tc>
+          <w:tcPr>
+            <w:tcW w:type="dxa" w:w="2256"/>
+          </w:tcPr>
+          <w:p>
+            <w:r>
+              <w:t>POST /api/people</w:t>
+            </w:r>
+          </w:p>
+        </w:tc>
+        <w:tc>
+          <w:tcPr>
+            <w:tcW w:type="dxa" w:w="2256"/>
+          </w:tcPr>
+          <w:p>
+            <w:r>
+              <w:t>people:create</w:t>
+            </w:r>
+          </w:p>
+        </w:tc>
+        <w:tc>
+          <w:tcPr>
+            <w:tcW w:type="dxa" w:w="2256"/>
+          </w:tcPr>
+          <w:p>
+            <w:r>
+              <w:t>same-org worker+</w:t>
+            </w:r>
+          </w:p>
+        </w:tc>
+        <w:tc>
+          <w:tcPr>
+            <w:tcW w:type="dxa" w:w="2256"/>
+          </w:tcPr>
+          <w:p>
+            <w:r>
+              <w:t>cross-org → 403 + audit</w:t>
+            </w:r>
+          </w:p>
+        </w:tc>
+      </w:tr>
+      <w:tr>
+        <w:tc>
+          <w:tcPr>
+            <w:tcW w:type="dxa" w:w="2256"/>
+          </w:tcPr>
+          <w:p>
+            <w:r>
+              <w:t>GET /api/people?scope=mine</w:t>
+            </w:r>
+          </w:p>
+        </w:tc>
+        <w:tc>
+          <w:tcPr>
+            <w:tcW w:type="dxa" w:w="2256"/>
+          </w:tcPr>
+          <w:p>
+            <w:r>
+              <w:t>people:read</w:t>
+            </w:r>
+          </w:p>
+        </w:tc>
+        <w:tc>
+          <w:tcPr>
+            <w:tcW w:type="dxa" w:w="2256"/>
+          </w:tcPr>
+          <w:p>
+            <w:r>
+              <w:t>assigned+shared default; org-wide needs grant</w:t>
+            </w:r>
+          </w:p>
+        </w:tc>
+        <w:tc>
+          <w:tcPr>
+            <w:tcW w:type="dxa" w:w="2256"/>
+          </w:tcPr>
+          <w:p>
+            <w:r>
+              <w:t>unassigned bulk scrape → 403</w:t>
+            </w:r>
+          </w:p>
+        </w:tc>
+      </w:tr>
+      <w:tr>
+        <w:tc>
+          <w:tcPr>
+            <w:tcW w:type="dxa" w:w="2256"/>
+          </w:tcPr>
+          <w:p>
+            <w:r>
+              <w:t>PATCH /api/people/:id</w:t>
+            </w:r>
+          </w:p>
+        </w:tc>
+        <w:tc>
+          <w:tcPr>
+            <w:tcW w:type="dxa" w:w="2256"/>
+          </w:tcPr>
+          <w:p>
+            <w:r>
+              <w:t>people:update</w:t>
+            </w:r>
+          </w:p>
+        </w:tc>
+        <w:tc>
+          <w:tcPr>
+            <w:tcW w:type="dxa" w:w="2256"/>
+          </w:tcPr>
+          <w:p>
+            <w:r>
+              <w:t>assigned or group scope + sensitivity check</w:t>
+            </w:r>
+          </w:p>
+        </w:tc>
+        <w:tc>
+          <w:tcPr>
+            <w:tcW w:type="dxa" w:w="2256"/>
+          </w:tcPr>
+          <w:p>
+            <w:r>
+              <w:t>care field via people route → 403</w:t>
+            </w:r>
+          </w:p>
+        </w:tc>
+      </w:tr>
+      <w:tr>
+        <w:tc>
+          <w:tcPr>
+            <w:tcW w:type="dxa" w:w="2256"/>
+          </w:tcPr>
+          <w:p>
+            <w:r>
+              <w:t>POST /api/actions</w:t>
+            </w:r>
+          </w:p>
+        </w:tc>
+        <w:tc>
+          <w:tcPr>
+            <w:tcW w:type="dxa" w:w="2256"/>
+          </w:tcPr>
+          <w:p>
+            <w:r>
+              <w:t>actions:create</w:t>
+            </w:r>
+          </w:p>
+        </w:tc>
+        <w:tc>
+          <w:tcPr>
+            <w:tcW w:type="dxa" w:w="2256"/>
+          </w:tcPr>
+          <w:p>
+            <w:r>
+              <w:t>same-org + can-assign target</w:t>
+            </w:r>
+          </w:p>
+        </w:tc>
+        <w:tc>
+          <w:tcPr>
+            <w:tcW w:type="dxa" w:w="2256"/>
+          </w:tcPr>
+          <w:p>
+            <w:r>
+              <w:t>assign to out-of-scope user → 422</w:t>
+            </w:r>
+          </w:p>
+        </w:tc>
+      </w:tr>
+      <w:tr>
+        <w:tc>
+          <w:tcPr>
+            <w:tcW w:type="dxa" w:w="2256"/>
+          </w:tcPr>
+          <w:p>
+            <w:r>
+              <w:t>POST /api/actions/:id/transition</w:t>
+            </w:r>
+          </w:p>
+        </w:tc>
+        <w:tc>
+          <w:tcPr>
+            <w:tcW w:type="dxa" w:w="2256"/>
+          </w:tcPr>
+          <w:p>
+            <w:r>
+              <w:t>actions:transition</w:t>
+            </w:r>
+          </w:p>
+        </w:tc>
+        <w:tc>
+          <w:tcPr>
+            <w:tcW w:type="dxa" w:w="2256"/>
+          </w:tcPr>
+          <w:p>
+            <w:r>
+              <w:t>assignee|admin + valid machine step</w:t>
+            </w:r>
+          </w:p>
+        </w:tc>
+        <w:tc>
+          <w:tcPr>
+            <w:tcW w:type="dxa" w:w="2256"/>
+          </w:tcPr>
+          <w:p>
+            <w:r>
+              <w:t>skip Open→Completed without outcome → 422</w:t>
+            </w:r>
+          </w:p>
+        </w:tc>
+      </w:tr>
+      <w:tr>
+        <w:tc>
+          <w:tcPr>
+            <w:tcW w:type="dxa" w:w="2256"/>
+          </w:tcPr>
+          <w:p>
+            <w:r>
+              <w:t>POST /api/interactions</w:t>
+            </w:r>
+          </w:p>
+        </w:tc>
+        <w:tc>
+          <w:tcPr>
+            <w:tcW w:type="dxa" w:w="2256"/>
+          </w:tcPr>
+          <w:p>
+            <w:r>
+              <w:t>interactions:create</w:t>
+            </w:r>
+          </w:p>
+        </w:tc>
+        <w:tc>
+          <w:tcPr>
+            <w:tcW w:type="dxa" w:w="2256"/>
+          </w:tcPr>
+          <w:p>
+            <w:r>
+              <w:t>assigned|group on person</w:t>
+            </w:r>
+          </w:p>
+        </w:tc>
+        <w:tc>
+          <w:tcPr>
+            <w:tcW w:type="dxa" w:w="2256"/>
+          </w:tcPr>
+          <w:p>
+            <w:r>
+              <w:t>record on unauthorised person → 403</w:t>
+            </w:r>
+          </w:p>
+        </w:tc>
+      </w:tr>
+      <w:tr>
+        <w:tc>
+          <w:tcPr>
+            <w:tcW w:type="dxa" w:w="2256"/>
+          </w:tcPr>
+          <w:p>
+            <w:r>
+              <w:t>POST /api/connections/suggest|introduce|outcome</w:t>
+            </w:r>
+          </w:p>
+        </w:tc>
+        <w:tc>
+          <w:tcPr>
+            <w:tcW w:type="dxa" w:w="2256"/>
+          </w:tcPr>
+          <w:p>
+            <w:r>
+              <w:t>connections:write</w:t>
+            </w:r>
+          </w:p>
+        </w:tc>
+        <w:tc>
+          <w:tcPr>
+            <w:tcW w:type="dxa" w:w="2256"/>
+          </w:tcPr>
+          <w:p>
+            <w:r>
+              <w:t>assigned|group; outcome allows negative</w:t>
+            </w:r>
+          </w:p>
+        </w:tc>
+        <w:tc>
+          <w:tcPr>
+            <w:tcW w:type="dxa" w:w="2256"/>
+          </w:tcPr>
+          <w:p>
+            <w:r>
+              <w:t>auto-confirm without participation → 422</w:t>
+            </w:r>
+          </w:p>
+        </w:tc>
+      </w:tr>
+      <w:tr>
+        <w:tc>
+          <w:tcPr>
+            <w:tcW w:type="dxa" w:w="2256"/>
+          </w:tcPr>
+          <w:p>
+            <w:r>
+              <w:t>GET /api/notifications</w:t>
+            </w:r>
+          </w:p>
+        </w:tc>
+        <w:tc>
+          <w:tcPr>
+            <w:tcW w:type="dxa" w:w="2256"/>
+          </w:tcPr>
+          <w:p>
+            <w:r>
+              <w:t>notifications:read</w:t>
+            </w:r>
+          </w:p>
+        </w:tc>
+        <w:tc>
+          <w:tcPr>
+            <w:tcW w:type="dxa" w:w="2256"/>
+          </w:tcPr>
+          <w:p>
+            <w:r>
+              <w:t>own only, no PII in preview</w:t>
+            </w:r>
+          </w:p>
+        </w:tc>
+        <w:tc>
+          <w:tcPr>
+            <w:tcW w:type="dxa" w:w="2256"/>
+          </w:tcPr>
+          <w:p>
+            <w:r>
+              <w:t>other user id → 403</w:t>
+            </w:r>
+          </w:p>
+        </w:tc>
+      </w:tr>
+    </w:tbl>
+    <w:p/>
+    <w:p>
+      <w:r>
+        <w:t>All routes: validate with zod, set org_id from session, check authz.ts, run RLS tx, audit allow+deny, return {data} or {error: code, message, next}. No org_id in request body trusted.</w:t>
+      </w:r>
+    </w:p>
+    <w:p>
+      <w:pPr>
+        <w:pStyle w:val="Heading1"/>
+      </w:pPr>
+      <w:r>
+        <w:t>19. RLS Policy Spec (Postgres, defence-in-depth)</w:t>
+      </w:r>
+    </w:p>
+    <w:p>
+      <w:r>
+        <w:t>App sets per-tx: SET LOCAL app.org_id = session.org; SET LOCAL app.user_id = session.user. Service-role key never reaches browser. Example policies to implement:</w:t>
+      </w:r>
+    </w:p>
+    <w:p>
+      <w:r>
+        <w:t>people: CREATE POLICY tenant_isolation ON people FOR ALL USING (org_id = current_setting('app.org_id', true)::uuid); + separate restrictive for sensitivity='restricted' TO worker, group_leader USING (false) with care-role bypass only.</w:t>
+      </w:r>
+    </w:p>
+    <w:p>
+      <w:r>
+        <w:t>actions/interactions/connections/notifications/audit: same tenant USING pattern. Tests must attempt manipulated IDs + cross-org reads and assert 0 rows / 403. RLS does not replace authz.ts — both must pass.</w:t>
+      </w:r>
+    </w:p>
+    <w:p>
+      <w:pPr>
+        <w:pStyle w:val="Heading1"/>
+      </w:pPr>
+      <w:r>
+        <w:t>20. Ops Numbers (pilot SLA)</w:t>
+      </w:r>
+    </w:p>
+    <w:tbl>
+      <w:tblPr>
+        <w:tblW w:type="auto" w:w="0"/>
+        <w:tblLook w:firstColumn="1" w:firstRow="1" w:lastColumn="0" w:lastRow="0" w:noHBand="0" w:noVBand="1" w:val="04A0"/>
+      </w:tblPr>
+      <w:tblGrid>
+        <w:gridCol w:w="4513"/>
+        <w:gridCol w:w="4513"/>
+      </w:tblGrid>
+      <w:tr>
+        <w:tc>
+          <w:tcPr>
+            <w:tcW w:type="dxa" w:w="4513"/>
+          </w:tcPr>
+          <w:p>
+            <w:r>
+              <w:t>Area</w:t>
+            </w:r>
+          </w:p>
+        </w:tc>
+        <w:tc>
+          <w:tcPr>
+            <w:tcW w:type="dxa" w:w="4513"/>
+          </w:tcPr>
+          <w:p>
+            <w:r>
+              <w:t>Target</w:t>
+            </w:r>
+          </w:p>
+        </w:tc>
+      </w:tr>
+      <w:tr>
+        <w:tc>
+          <w:tcPr>
+            <w:tcW w:type="dxa" w:w="4513"/>
+          </w:tcPr>
+          <w:p>
+            <w:r>
+              <w:t>Envs</w:t>
+            </w:r>
+          </w:p>
+        </w:tc>
+        <w:tc>
+          <w:tcPr>
+            <w:tcW w:type="dxa" w:w="4513"/>
+          </w:tcPr>
+          <w:p>
+            <w:r>
+              <w:t>dev / preview / prod separate; migrations via Drizzle; secrets in Vercel only</w:t>
+            </w:r>
+          </w:p>
+        </w:tc>
+      </w:tr>
+      <w:tr>
+        <w:tc>
+          <w:tcPr>
+            <w:tcW w:type="dxa" w:w="4513"/>
+          </w:tcPr>
+          <w:p>
+            <w:r>
+              <w:t>Backup</w:t>
+            </w:r>
+          </w:p>
+        </w:tc>
+        <w:tc>
+          <w:tcPr>
+            <w:tcW w:type="dxa" w:w="4513"/>
+          </w:tcPr>
+          <w:p>
+            <w:r>
+              <w:t>daily automated + retain 7d; restore test before pilot; RPO 24h / RTO 4h for pilot</w:t>
+            </w:r>
+          </w:p>
+        </w:tc>
+      </w:tr>
+      <w:tr>
+        <w:tc>
+          <w:tcPr>
+            <w:tcW w:type="dxa" w:w="4513"/>
+          </w:tcPr>
+          <w:p>
+            <w:r>
+              <w:t>Perf MVP</w:t>
+            </w:r>
+          </w:p>
+        </w:tc>
+        <w:tc>
+          <w:tcPr>
+            <w:tcW w:type="dxa" w:w="4513"/>
+          </w:tcPr>
+          <w:p>
+            <w:r>
+              <w:t>Home &lt;1.5s p95 on 3G; Create save &lt;3s; search &lt;1s for &lt;5k people</w:t>
+            </w:r>
+          </w:p>
+        </w:tc>
+      </w:tr>
+      <w:tr>
+        <w:tc>
+          <w:tcPr>
+            <w:tcW w:type="dxa" w:w="4513"/>
+          </w:tcPr>
+          <w:p>
+            <w:r>
+              <w:t>Rate limits</w:t>
+            </w:r>
+          </w:p>
+        </w:tc>
+        <w:tc>
+          <w:tcPr>
+            <w:tcW w:type="dxa" w:w="4513"/>
+          </w:tcPr>
+          <w:p>
+            <w:r>
+              <w:t>login 10/min/IP; recovery 5/hr; api 100/min/user; AI stub disabled in MVP</w:t>
+            </w:r>
+          </w:p>
+        </w:tc>
+      </w:tr>
+      <w:tr>
+        <w:tc>
+          <w:tcPr>
+            <w:tcW w:type="dxa" w:w="4513"/>
+          </w:tcPr>
+          <w:p>
+            <w:r>
+              <w:t>Logs</w:t>
+            </w:r>
+          </w:p>
+        </w:tc>
+        <w:tc>
+          <w:tcPr>
+            <w:tcW w:type="dxa" w:w="4513"/>
+          </w:tcPr>
+          <w:p>
+            <w:r>
+              <w:t>structured app+security logs 30d; audit_logs table indefinite for pilot; no PII in edge logs</w:t>
+            </w:r>
+          </w:p>
+        </w:tc>
+      </w:tr>
+      <w:tr>
+        <w:tc>
+          <w:tcPr>
+            <w:tcW w:type="dxa" w:w="4513"/>
+          </w:tcPr>
+          <w:p>
+            <w:r>
+              <w:t>Deps</w:t>
+            </w:r>
+          </w:p>
+        </w:tc>
+        <w:tc>
+          <w:tcPr>
+            <w:tcW w:type="dxa" w:w="4513"/>
+          </w:tcPr>
+          <w:p>
+            <w:r>
+              <w:t>weekly audit; critical CVE patch &lt;48h</w:t>
+            </w:r>
+          </w:p>
+        </w:tc>
+      </w:tr>
+    </w:tbl>
+    <w:p/>
+    <w:p>
+      <w:pPr>
+        <w:pStyle w:val="Heading1"/>
+      </w:pPr>
+      <w:r>
+        <w:t>21. Accessibility + Responsive Test Additions</w:t>
+      </w:r>
+    </w:p>
+    <w:p>
+      <w:r>
+        <w:t>Target WCAG 2.2 AA (from UI System). Add to §11: axe-playwright on P01–P12, keyboard-only run of Create→Assign→Record, focus-visible + contrast checks, 44px touch check on mobile, reduced-motion respected. Test sizes: 360×800, 390×844 (primary), 430×932, 768×1024, 1280×800, 1440×1024. No horizontal overflow on core flows.</w:t>
+      </w:r>
+    </w:p>
+    <w:p>
+      <w:pPr>
+        <w:pStyle w:val="Heading1"/>
+      </w:pPr>
+      <w:r>
+        <w:t>22. Frame Naming Fix + Build Order</w:t>
+      </w:r>
+    </w:p>
+    <w:p>
+      <w:r>
+        <w:t>Prototype P01–P20 (Login→…→Updated Home; P19/P20 are state variants). System F01–F18 (F01 auth, F02 home, F03 people, F04 profile, F05 actions, F06 connections, F08 care FUTURE, F09 celebrations FUTURE, F12 insights FUTURE, F13 AI FUTURE, F17 states, F18 mobile). Build order: tokens → auth/org → create → assign → home → detail → record → next → thread → suggest → intro → outcome → confirm → roles → states → responsive → security negatives → pilot.</w:t>
+      </w:r>
+    </w:p>
+    <w:p>
+      <w:pPr>
+        <w:pStyle w:val="Heading1"/>
+      </w:pPr>
+      <w:r>
+        <w:t>23. Pilot Gate (mirrors PRD §19)</w:t>
+      </w:r>
+    </w:p>
+    <w:p>
+      <w:r>
+        <w:t>Pass to exit alpha: owner&lt;24h &gt;70%, interaction&lt;7d &gt;50%, capture&lt;2min &gt;80%, overdue shrinks WoW, 0 cross-org reads, unassisted after 15-min training. E2E must stay green: Login → Create → Assign → Record → Suggest → Intro Outcome → Next Action + 3+ negatives.</w:t>
+      </w:r>
+    </w:p>
+    <w:p>
+      <w:r>
+        <w:t>ROE — No one lost to silence.</w:t>
+      </w:r>
+    </w:p>
     <w:sectPr>
       <w:pgSz w:w="11906" w:h="16838"/>
       <w:pgMar w:top="1440" w:right="1440" w:bottom="1440" w:left="1440" w:header="708" w:footer="708" w:gutter="0"/>

--- a/ROE - TECHNICAL REQUIREMENTS DOCUMENT.docx
+++ b/ROE - TECHNICAL REQUIREMENTS DOCUMENT.docx
@@ -10382,6 +10382,39 @@
     <w:p>
       <w:r>
         <w:t>ROE — No one lost to silence.</w:t>
+      </w:r>
+    </w:p>
+    <w:p>
+      <w:pPr>
+        <w:pStyle w:val="Heading1"/>
+      </w:pPr>
+      <w:r>
+        <w:t>16. Amendment A1 — Hosting moved Vercel → Netlify (9 Oct 2026)</w:t>
+      </w:r>
+    </w:p>
+    <w:p>
+      <w:r>
+        <w:t>Production serves from Netlify (https://roe-pilot.netlify.app); the Vercel project is retained as fallback. TRD §2 hosting baseline (Vercel-first) is superseded for the pilot; all other stack choices stand.</w:t>
+      </w:r>
+    </w:p>
+    <w:p>
+      <w:r>
+        <w:t>Reason: Vercel Authentication SSO wall gated all routes including login with no working CLI/API path to relax it; Netlify serves the same Next.js build publicly with zero code changes (adapter handled Next 16 cleanly).</w:t>
+      </w:r>
+    </w:p>
+    <w:p>
+      <w:r>
+        <w:t>Auth model unchanged: Better Auth self-managed with Drizzle adapter; Neon managed Auth remains a future option, not adopted.</w:t>
+      </w:r>
+    </w:p>
+    <w:p>
+      <w:r>
+        <w:t>AI inference posture unchanged: local OmniRoute gateway + Ollama for development; Neon AI Gateway credentialed in-project as the hosted path. No user-facing AI until pilot gate passes.</w:t>
+      </w:r>
+    </w:p>
+    <w:p>
+      <w:r>
+        <w:t>Least-privilege app traffic (non-owner DB role) remains post-pilot work; RLS + owner-connection + app authorisation carry the pilot.</w:t>
       </w:r>
     </w:p>
     <w:sectPr>
